--- a/resume/Shreyans_Khunteta_Resume.docx
+++ b/resume/Shreyans_Khunteta_Resume.docx
@@ -4,6 +4,24 @@
   <w:body>
     <w:p>
       <w:pPr>
+        <w:spacing w:after="30"/>
+        <w:jc w:val="center"/>
+      </w:pPr>
+      <w:r>
+        <w:rPr>
+          <w:rFonts w:ascii="Calibri" w:cs="Calibri" w:eastAsia="Calibri" w:hAnsi="Calibri"/>
+          <w:b/>
+          <w:bCs/>
+          <w:color w:val="1F4E5F"/>
+          <w:spacing w:val="30"/>
+          <w:sz w:val="44"/>
+          <w:szCs w:val="44"/>
+        </w:rPr>
+        <w:t xml:space="preserve">SHREYANS KHUNTETA</w:t>
+      </w:r>
+    </w:p>
+    <w:p>
+      <w:pPr>
         <w:spacing w:after="40"/>
         <w:jc w:val="center"/>
       </w:pPr>
@@ -12,45 +30,27 @@
           <w:rFonts w:ascii="Calibri" w:cs="Calibri" w:eastAsia="Calibri" w:hAnsi="Calibri"/>
           <w:b/>
           <w:bCs/>
-          <w:color w:val="1F4E5F"/>
-          <w:spacing w:val="30"/>
-          <w:sz w:val="52"/>
-          <w:szCs w:val="52"/>
-        </w:rPr>
-        <w:t xml:space="preserve">SHREYANS KHUNTETA</w:t>
-      </w:r>
-    </w:p>
-    <w:p>
-      <w:pPr>
-        <w:spacing w:after="60"/>
+          <w:color w:val="1A1A1A"/>
+          <w:sz w:val="20"/>
+          <w:szCs w:val="20"/>
+        </w:rPr>
+        <w:t xml:space="preserve">Senior Software Engineer  |  AI Systems  |  Backend &amp; Enterprise Platforms</w:t>
+      </w:r>
+    </w:p>
+    <w:p>
+      <w:pPr>
+        <w:pBdr>
+          <w:bottom w:val="single" w:color="BFBFBF" w:sz="4" w:space="3"/>
+        </w:pBdr>
+        <w:spacing w:after="30"/>
         <w:jc w:val="center"/>
       </w:pPr>
       <w:r>
         <w:rPr>
           <w:rFonts w:ascii="Calibri" w:cs="Calibri" w:eastAsia="Calibri" w:hAnsi="Calibri"/>
-          <w:b/>
-          <w:bCs/>
-          <w:color w:val="1A1A1A"/>
-          <w:sz w:val="21"/>
-          <w:szCs w:val="21"/>
-        </w:rPr>
-        <w:t xml:space="preserve">Senior Software Engineer  |  AI Systems  |  Backend &amp; Enterprise Platforms</w:t>
-      </w:r>
-    </w:p>
-    <w:p>
-      <w:pPr>
-        <w:pBdr>
-          <w:bottom w:val="single" w:color="BFBFBF" w:sz="4" w:space="4"/>
-        </w:pBdr>
-        <w:spacing w:after="40"/>
-        <w:jc w:val="center"/>
-      </w:pPr>
-      <w:r>
-        <w:rPr>
-          <w:rFonts w:ascii="Calibri" w:cs="Calibri" w:eastAsia="Calibri" w:hAnsi="Calibri"/>
           <w:color w:val="595959"/>
-          <w:sz w:val="19"/>
-          <w:szCs w:val="19"/>
+          <w:sz w:val="18"/>
+          <w:szCs w:val="18"/>
         </w:rPr>
         <w:t xml:space="preserve">503-724-0544  •  shreyans.khunteta@gmail.com  •  linkedin.com/in/shreyans-khunteta-3167247a</w:t>
       </w:r>
@@ -61,24 +61,24 @@
         <w:rPr>
           <w:rFonts w:ascii="Calibri" w:cs="Calibri" w:eastAsia="Calibri" w:hAnsi="Calibri"/>
           <w:color w:val="595959"/>
-          <w:sz w:val="19"/>
-          <w:szCs w:val="19"/>
+          <w:sz w:val="18"/>
+          <w:szCs w:val="18"/>
         </w:rPr>
         <w:t xml:space="preserve">github.com/SKhunteta  •  builtbyshrey.com  •  US Citizen</w:t>
       </w:r>
     </w:p>
     <w:p>
       <w:pPr>
-        <w:spacing w:after="40" w:before="80"/>
-      </w:pPr>
-      <w:r>
-        <w:rPr>
-          <w:rFonts w:ascii="Calibri" w:cs="Calibri" w:eastAsia="Calibri" w:hAnsi="Calibri"/>
-          <w:color w:val="1A1A1A"/>
-          <w:sz w:val="20"/>
-          <w:szCs w:val="20"/>
-        </w:rPr>
-        <w:t xml:space="preserve">Senior engineer with 6+ years building .NET platforms, healthcare and financial integrations, and applied AI systems. Architects MCP/RAG services and directs agent-assisted development through detailed specifications, automated tests, and technical review.</w:t>
+        <w:spacing w:after="20" w:before="50"/>
+      </w:pPr>
+      <w:r>
+        <w:rPr>
+          <w:rFonts w:ascii="Calibri" w:cs="Calibri" w:eastAsia="Calibri" w:hAnsi="Calibri"/>
+          <w:color w:val="1A1A1A"/>
+          <w:sz w:val="19"/>
+          <w:szCs w:val="19"/>
+        </w:rPr>
+        <w:t xml:space="preserve">Senior engineer with 6+ years building .NET platforms, healthcare and financial integrations, and applied AI systems — architecting MCP/RAG services and directing agent-assisted development through specs, automated tests, and technical review.</w:t>
       </w:r>
     </w:p>
     <w:p>
@@ -87,7 +87,7 @@
         <w:pBdr>
           <w:bottom w:val="single" w:color="1F4E5F" w:sz="6" w:space="2"/>
         </w:pBdr>
-        <w:spacing w:after="70" w:before="160"/>
+        <w:spacing w:after="50" w:before="110"/>
       </w:pPr>
       <w:r>
         <w:rPr>
@@ -97,8 +97,8 @@
           <w:caps/>
           <w:color w:val="1F4E5F"/>
           <w:spacing w:val="20"/>
-          <w:sz w:val="21"/>
-          <w:szCs w:val="21"/>
+          <w:sz w:val="20"/>
+          <w:szCs w:val="20"/>
         </w:rPr>
         <w:t xml:space="preserve">Experience</w:t>
       </w:r>
@@ -107,18 +107,18 @@
       <w:pPr>
         <w:keepNext/>
         <w:tabs>
-          <w:tab w:val="right" w:pos="10512"/>
+          <w:tab w:val="right" w:pos="10656"/>
         </w:tabs>
-        <w:spacing w:after="30" w:before="110"/>
-      </w:pPr>
-      <w:r>
-        <w:rPr>
-          <w:rFonts w:ascii="Calibri" w:cs="Calibri" w:eastAsia="Calibri" w:hAnsi="Calibri"/>
-          <w:b/>
-          <w:bCs/>
-          <w:color w:val="1A1A1A"/>
-          <w:sz w:val="21"/>
-          <w:szCs w:val="21"/>
+        <w:spacing w:after="20" w:before="80"/>
+      </w:pPr>
+      <w:r>
+        <w:rPr>
+          <w:rFonts w:ascii="Calibri" w:cs="Calibri" w:eastAsia="Calibri" w:hAnsi="Calibri"/>
+          <w:b/>
+          <w:bCs/>
+          <w:color w:val="1A1A1A"/>
+          <w:sz w:val="20"/>
+          <w:szCs w:val="20"/>
         </w:rPr>
         <w:t xml:space="preserve">Senior Software Engineer</w:t>
       </w:r>
@@ -126,8 +126,8 @@
         <w:rPr>
           <w:rFonts w:ascii="Calibri" w:cs="Calibri" w:eastAsia="Calibri" w:hAnsi="Calibri"/>
           <w:color w:val="595959"/>
-          <w:sz w:val="21"/>
-          <w:szCs w:val="21"/>
+          <w:sz w:val="20"/>
+          <w:szCs w:val="20"/>
         </w:rPr>
         <w:t xml:space="preserve">  ·  </w:t>
       </w:r>
@@ -137,8 +137,8 @@
           <w:b/>
           <w:bCs/>
           <w:color w:val="1F4E5F"/>
-          <w:sz w:val="21"/>
-          <w:szCs w:val="21"/>
+          <w:sz w:val="20"/>
+          <w:szCs w:val="20"/>
         </w:rPr>
         <w:t xml:space="preserve">Careismatic Brands</w:t>
       </w:r>
@@ -146,8 +146,8 @@
         <w:rPr>
           <w:rFonts w:ascii="Calibri" w:cs="Calibri" w:eastAsia="Calibri" w:hAnsi="Calibri"/>
           <w:color w:val="1A1A1A"/>
-          <w:sz w:val="20"/>
-          <w:szCs w:val="20"/>
+          <w:sz w:val="19"/>
+          <w:szCs w:val="19"/>
         </w:rPr>
         <w:t xml:space="preserve">	</w:t>
       </w:r>
@@ -155,8 +155,8 @@
         <w:rPr>
           <w:rFonts w:ascii="Calibri" w:cs="Calibri" w:eastAsia="Calibri" w:hAnsi="Calibri"/>
           <w:color w:val="595959"/>
-          <w:sz w:val="19"/>
-          <w:szCs w:val="19"/>
+          <w:sz w:val="18"/>
+          <w:szCs w:val="18"/>
         </w:rPr>
         <w:t xml:space="preserve">Remote  |  Sep 2025 – Present</w:t>
       </w:r>
@@ -168,33 +168,33 @@
           <w:ilvl w:val="0"/>
           <w:numId w:val="2"/>
         </w:numPr>
-        <w:spacing w:after="20" w:line="240" w:lineRule="auto"/>
-      </w:pPr>
-      <w:r>
-        <w:rPr>
-          <w:rFonts w:ascii="Calibri" w:cs="Calibri" w:eastAsia="Calibri" w:hAnsi="Calibri"/>
-          <w:color w:val="1A1A1A"/>
-          <w:sz w:val="20"/>
-          <w:szCs w:val="20"/>
-        </w:rPr>
-        <w:t xml:space="preserve">Lead integration work for a Microsoft Dynamics ERP migration across a $500M+ medical-apparel business spanning 15 brands in 70 countries.</w:t>
-      </w:r>
-    </w:p>
-    <w:p>
-      <w:pPr>
-        <w:pStyle w:val="ListParagraph"/>
-        <w:numPr>
-          <w:ilvl w:val="0"/>
-          <w:numId w:val="2"/>
-        </w:numPr>
-        <w:spacing w:after="20" w:line="240" w:lineRule="auto"/>
-      </w:pPr>
-      <w:r>
-        <w:rPr>
-          <w:rFonts w:ascii="Calibri" w:cs="Calibri" w:eastAsia="Calibri" w:hAnsi="Calibri"/>
-          <w:color w:val="1A1A1A"/>
-          <w:sz w:val="20"/>
-          <w:szCs w:val="20"/>
+        <w:spacing w:after="10" w:line="235" w:lineRule="auto"/>
+      </w:pPr>
+      <w:r>
+        <w:rPr>
+          <w:rFonts w:ascii="Calibri" w:cs="Calibri" w:eastAsia="Calibri" w:hAnsi="Calibri"/>
+          <w:color w:val="1A1A1A"/>
+          <w:sz w:val="19"/>
+          <w:szCs w:val="19"/>
+        </w:rPr>
+        <w:t xml:space="preserve">Lead integration work for a Microsoft Dynamics ERP migration across a $500M+ medical-apparel business (15 brands, 70 countries).</w:t>
+      </w:r>
+    </w:p>
+    <w:p>
+      <w:pPr>
+        <w:pStyle w:val="ListParagraph"/>
+        <w:numPr>
+          <w:ilvl w:val="0"/>
+          <w:numId w:val="2"/>
+        </w:numPr>
+        <w:spacing w:after="10" w:line="235" w:lineRule="auto"/>
+      </w:pPr>
+      <w:r>
+        <w:rPr>
+          <w:rFonts w:ascii="Calibri" w:cs="Calibri" w:eastAsia="Calibri" w:hAnsi="Calibri"/>
+          <w:color w:val="1A1A1A"/>
+          <w:sz w:val="19"/>
+          <w:szCs w:val="19"/>
         </w:rPr>
         <w:t xml:space="preserve">Built an invoice-reconciliation tool enabling Finance to identify and recover missing payments across enterprise systems.</w:t>
       </w:r>
@@ -206,14 +206,14 @@
           <w:ilvl w:val="0"/>
           <w:numId w:val="2"/>
         </w:numPr>
-        <w:spacing w:after="20" w:line="240" w:lineRule="auto"/>
-      </w:pPr>
-      <w:r>
-        <w:rPr>
-          <w:rFonts w:ascii="Calibri" w:cs="Calibri" w:eastAsia="Calibri" w:hAnsi="Calibri"/>
-          <w:color w:val="1A1A1A"/>
-          <w:sz w:val="20"/>
-          <w:szCs w:val="20"/>
+        <w:spacing w:after="10" w:line="235" w:lineRule="auto"/>
+      </w:pPr>
+      <w:r>
+        <w:rPr>
+          <w:rFonts w:ascii="Calibri" w:cs="Calibri" w:eastAsia="Calibri" w:hAnsi="Calibri"/>
+          <w:color w:val="1A1A1A"/>
+          <w:sz w:val="19"/>
+          <w:szCs w:val="19"/>
         </w:rPr>
         <w:t xml:space="preserve">Developing an EDI 810 invoice integration to automate B2B invoicing with distribution partners.</w:t>
       </w:r>
@@ -222,18 +222,18 @@
       <w:pPr>
         <w:keepNext/>
         <w:tabs>
-          <w:tab w:val="right" w:pos="10512"/>
+          <w:tab w:val="right" w:pos="10656"/>
         </w:tabs>
-        <w:spacing w:after="30" w:before="110"/>
-      </w:pPr>
-      <w:r>
-        <w:rPr>
-          <w:rFonts w:ascii="Calibri" w:cs="Calibri" w:eastAsia="Calibri" w:hAnsi="Calibri"/>
-          <w:b/>
-          <w:bCs/>
-          <w:color w:val="1A1A1A"/>
-          <w:sz w:val="21"/>
-          <w:szCs w:val="21"/>
+        <w:spacing w:after="20" w:before="80"/>
+      </w:pPr>
+      <w:r>
+        <w:rPr>
+          <w:rFonts w:ascii="Calibri" w:cs="Calibri" w:eastAsia="Calibri" w:hAnsi="Calibri"/>
+          <w:b/>
+          <w:bCs/>
+          <w:color w:val="1A1A1A"/>
+          <w:sz w:val="20"/>
+          <w:szCs w:val="20"/>
         </w:rPr>
         <w:t xml:space="preserve">Senior Software Engineer</w:t>
       </w:r>
@@ -241,8 +241,8 @@
         <w:rPr>
           <w:rFonts w:ascii="Calibri" w:cs="Calibri" w:eastAsia="Calibri" w:hAnsi="Calibri"/>
           <w:color w:val="595959"/>
-          <w:sz w:val="21"/>
-          <w:szCs w:val="21"/>
+          <w:sz w:val="20"/>
+          <w:szCs w:val="20"/>
         </w:rPr>
         <w:t xml:space="preserve">  ·  </w:t>
       </w:r>
@@ -252,8 +252,8 @@
           <w:b/>
           <w:bCs/>
           <w:color w:val="1F4E5F"/>
-          <w:sz w:val="21"/>
-          <w:szCs w:val="21"/>
+          <w:sz w:val="20"/>
+          <w:szCs w:val="20"/>
         </w:rPr>
         <w:t xml:space="preserve">SouthEast Bank</w:t>
       </w:r>
@@ -261,8 +261,8 @@
         <w:rPr>
           <w:rFonts w:ascii="Calibri" w:cs="Calibri" w:eastAsia="Calibri" w:hAnsi="Calibri"/>
           <w:color w:val="1A1A1A"/>
-          <w:sz w:val="20"/>
-          <w:szCs w:val="20"/>
+          <w:sz w:val="19"/>
+          <w:szCs w:val="19"/>
         </w:rPr>
         <w:t xml:space="preserve">	</w:t>
       </w:r>
@@ -270,8 +270,8 @@
         <w:rPr>
           <w:rFonts w:ascii="Calibri" w:cs="Calibri" w:eastAsia="Calibri" w:hAnsi="Calibri"/>
           <w:color w:val="595959"/>
-          <w:sz w:val="19"/>
-          <w:szCs w:val="19"/>
+          <w:sz w:val="18"/>
+          <w:szCs w:val="18"/>
         </w:rPr>
         <w:t xml:space="preserve">Remote (Seattle, WA)  |  Jul 2023 – Sep 2025</w:t>
       </w:r>
@@ -283,129 +283,91 @@
           <w:ilvl w:val="0"/>
           <w:numId w:val="2"/>
         </w:numPr>
-        <w:spacing w:after="20" w:line="240" w:lineRule="auto"/>
-      </w:pPr>
-      <w:r>
-        <w:rPr>
-          <w:rFonts w:ascii="Calibri" w:cs="Calibri" w:eastAsia="Calibri" w:hAnsi="Calibri"/>
-          <w:color w:val="1A1A1A"/>
-          <w:sz w:val="20"/>
-          <w:szCs w:val="20"/>
-        </w:rPr>
-        <w:t xml:space="preserve">Led development of a Loan Origination System (LOS) using Blazor and MS SQL Server, transforming paper-based lending into dynamic digital workflows and cutting loan processing time by 65%.</w:t>
-      </w:r>
-    </w:p>
-    <w:p>
-      <w:pPr>
-        <w:pStyle w:val="ListParagraph"/>
-        <w:numPr>
-          <w:ilvl w:val="0"/>
-          <w:numId w:val="2"/>
-        </w:numPr>
-        <w:spacing w:after="20" w:line="240" w:lineRule="auto"/>
-      </w:pPr>
-      <w:r>
-        <w:rPr>
-          <w:rFonts w:ascii="Calibri" w:cs="Calibri" w:eastAsia="Calibri" w:hAnsi="Calibri"/>
-          <w:color w:val="1A1A1A"/>
-          <w:sz w:val="20"/>
-          <w:szCs w:val="20"/>
-        </w:rPr>
-        <w:t xml:space="preserve">Integrated the Equifax API for real-time credit score retrieval, automating credit review and reducing underwriting turnaround from days to minutes.</w:t>
-      </w:r>
-    </w:p>
-    <w:p>
-      <w:pPr>
-        <w:pStyle w:val="ListParagraph"/>
-        <w:numPr>
-          <w:ilvl w:val="0"/>
-          <w:numId w:val="2"/>
-        </w:numPr>
-        <w:spacing w:after="20" w:line="240" w:lineRule="auto"/>
-      </w:pPr>
-      <w:r>
-        <w:rPr>
-          <w:rFonts w:ascii="Calibri" w:cs="Calibri" w:eastAsia="Calibri" w:hAnsi="Calibri"/>
-          <w:color w:val="1A1A1A"/>
-          <w:sz w:val="20"/>
-          <w:szCs w:val="20"/>
-        </w:rPr>
-        <w:t xml:space="preserve">Strengthened data security and compliance by implementing a custom encryption service protecting database columns holding confidential client data.</w:t>
-      </w:r>
-    </w:p>
-    <w:p>
-      <w:pPr>
-        <w:pStyle w:val="ListParagraph"/>
-        <w:numPr>
-          <w:ilvl w:val="0"/>
-          <w:numId w:val="2"/>
-        </w:numPr>
-        <w:spacing w:after="20" w:line="240" w:lineRule="auto"/>
-      </w:pPr>
-      <w:r>
-        <w:rPr>
-          <w:rFonts w:ascii="Calibri" w:cs="Calibri" w:eastAsia="Calibri" w:hAnsi="Calibri"/>
-          <w:color w:val="1A1A1A"/>
-          <w:sz w:val="20"/>
-          <w:szCs w:val="20"/>
-        </w:rPr>
-        <w:t xml:space="preserve">Raised unit-test coverage from 0% to 94% using Moq, reducing production defects and enabling faster release cycles for new LOS features.</w:t>
-      </w:r>
-    </w:p>
-    <w:p>
-      <w:pPr>
-        <w:pStyle w:val="ListParagraph"/>
-        <w:numPr>
-          <w:ilvl w:val="0"/>
-          <w:numId w:val="2"/>
-        </w:numPr>
-        <w:spacing w:after="20" w:line="240" w:lineRule="auto"/>
-      </w:pPr>
-      <w:r>
-        <w:rPr>
-          <w:rFonts w:ascii="Calibri" w:cs="Calibri" w:eastAsia="Calibri" w:hAnsi="Calibri"/>
-          <w:color w:val="1A1A1A"/>
-          <w:sz w:val="20"/>
-          <w:szCs w:val="20"/>
-        </w:rPr>
-        <w:t xml:space="preserve">Implemented structured application logging with NLog across the LOS, improving error traceability, system monitoring, and issue resolution.</w:t>
-      </w:r>
-    </w:p>
-    <w:p>
-      <w:pPr>
-        <w:pStyle w:val="ListParagraph"/>
-        <w:numPr>
-          <w:ilvl w:val="0"/>
-          <w:numId w:val="2"/>
-        </w:numPr>
-        <w:spacing w:after="20" w:line="240" w:lineRule="auto"/>
-      </w:pPr>
-      <w:r>
-        <w:rPr>
-          <w:rFonts w:ascii="Calibri" w:cs="Calibri" w:eastAsia="Calibri" w:hAnsi="Calibri"/>
-          <w:color w:val="1A1A1A"/>
-          <w:sz w:val="20"/>
-          <w:szCs w:val="20"/>
-        </w:rPr>
-        <w:t xml:space="preserve">Spearheaded technical collaboration across cross-functional teams, aligning IT and business goals to deliver solutions meeting regulatory and operational requirements.</w:t>
+        <w:spacing w:after="10" w:line="235" w:lineRule="auto"/>
+      </w:pPr>
+      <w:r>
+        <w:rPr>
+          <w:rFonts w:ascii="Calibri" w:cs="Calibri" w:eastAsia="Calibri" w:hAnsi="Calibri"/>
+          <w:color w:val="1A1A1A"/>
+          <w:sz w:val="19"/>
+          <w:szCs w:val="19"/>
+        </w:rPr>
+        <w:t xml:space="preserve">Led development of a Loan Origination System (LOS) in Blazor and MS SQL Server, digitizing paper-based lending workflows and cutting loan processing time by 65%.</w:t>
+      </w:r>
+    </w:p>
+    <w:p>
+      <w:pPr>
+        <w:pStyle w:val="ListParagraph"/>
+        <w:numPr>
+          <w:ilvl w:val="0"/>
+          <w:numId w:val="2"/>
+        </w:numPr>
+        <w:spacing w:after="10" w:line="235" w:lineRule="auto"/>
+      </w:pPr>
+      <w:r>
+        <w:rPr>
+          <w:rFonts w:ascii="Calibri" w:cs="Calibri" w:eastAsia="Calibri" w:hAnsi="Calibri"/>
+          <w:color w:val="1A1A1A"/>
+          <w:sz w:val="19"/>
+          <w:szCs w:val="19"/>
+        </w:rPr>
+        <w:t xml:space="preserve">Integrated the Equifax API for real-time credit decisions, reducing underwriting turnaround from days to minutes.</w:t>
+      </w:r>
+    </w:p>
+    <w:p>
+      <w:pPr>
+        <w:pStyle w:val="ListParagraph"/>
+        <w:numPr>
+          <w:ilvl w:val="0"/>
+          <w:numId w:val="2"/>
+        </w:numPr>
+        <w:spacing w:after="10" w:line="235" w:lineRule="auto"/>
+      </w:pPr>
+      <w:r>
+        <w:rPr>
+          <w:rFonts w:ascii="Calibri" w:cs="Calibri" w:eastAsia="Calibri" w:hAnsi="Calibri"/>
+          <w:color w:val="1A1A1A"/>
+          <w:sz w:val="19"/>
+          <w:szCs w:val="19"/>
+        </w:rPr>
+        <w:t xml:space="preserve">Implemented a custom encryption service protecting database columns holding confidential client data, strengthening security and compliance.</w:t>
+      </w:r>
+    </w:p>
+    <w:p>
+      <w:pPr>
+        <w:pStyle w:val="ListParagraph"/>
+        <w:numPr>
+          <w:ilvl w:val="0"/>
+          <w:numId w:val="2"/>
+        </w:numPr>
+        <w:spacing w:after="10" w:line="235" w:lineRule="auto"/>
+      </w:pPr>
+      <w:r>
+        <w:rPr>
+          <w:rFonts w:ascii="Calibri" w:cs="Calibri" w:eastAsia="Calibri" w:hAnsi="Calibri"/>
+          <w:color w:val="1A1A1A"/>
+          <w:sz w:val="19"/>
+          <w:szCs w:val="19"/>
+        </w:rPr>
+        <w:t xml:space="preserve">Raised unit-test coverage from 0% to 94% with Moq and added NLog structured logging, cutting production defects and speeding release cycles.</w:t>
       </w:r>
     </w:p>
     <w:p>
       <w:pPr>
         <w:keepNext/>
         <w:tabs>
-          <w:tab w:val="right" w:pos="10512"/>
+          <w:tab w:val="right" w:pos="10656"/>
         </w:tabs>
-        <w:spacing w:after="30" w:before="110"/>
-      </w:pPr>
-      <w:r>
-        <w:rPr>
-          <w:rFonts w:ascii="Calibri" w:cs="Calibri" w:eastAsia="Calibri" w:hAnsi="Calibri"/>
-          <w:b/>
-          <w:bCs/>
-          <w:color w:val="1A1A1A"/>
-          <w:sz w:val="21"/>
-          <w:szCs w:val="21"/>
+        <w:spacing w:after="20" w:before="80"/>
+      </w:pPr>
+      <w:r>
+        <w:rPr>
+          <w:rFonts w:ascii="Calibri" w:cs="Calibri" w:eastAsia="Calibri" w:hAnsi="Calibri"/>
+          <w:b/>
+          <w:bCs/>
+          <w:color w:val="1A1A1A"/>
+          <w:sz w:val="20"/>
+          <w:szCs w:val="20"/>
         </w:rPr>
         <w:t xml:space="preserve">Software Engineer</w:t>
       </w:r>
@@ -413,8 +375,8 @@
         <w:rPr>
           <w:rFonts w:ascii="Calibri" w:cs="Calibri" w:eastAsia="Calibri" w:hAnsi="Calibri"/>
           <w:color w:val="595959"/>
-          <w:sz w:val="21"/>
-          <w:szCs w:val="21"/>
+          <w:sz w:val="20"/>
+          <w:szCs w:val="20"/>
         </w:rPr>
         <w:t xml:space="preserve">  ·  </w:t>
       </w:r>
@@ -424,8 +386,8 @@
           <w:b/>
           <w:bCs/>
           <w:color w:val="1F4E5F"/>
-          <w:sz w:val="21"/>
-          <w:szCs w:val="21"/>
+          <w:sz w:val="20"/>
+          <w:szCs w:val="20"/>
         </w:rPr>
         <w:t xml:space="preserve">Moxe Health</w:t>
       </w:r>
@@ -433,8 +395,8 @@
         <w:rPr>
           <w:rFonts w:ascii="Calibri" w:cs="Calibri" w:eastAsia="Calibri" w:hAnsi="Calibri"/>
           <w:color w:val="1A1A1A"/>
-          <w:sz w:val="20"/>
-          <w:szCs w:val="20"/>
+          <w:sz w:val="19"/>
+          <w:szCs w:val="19"/>
         </w:rPr>
         <w:t xml:space="preserve">	</w:t>
       </w:r>
@@ -442,8 +404,8 @@
         <w:rPr>
           <w:rFonts w:ascii="Calibri" w:cs="Calibri" w:eastAsia="Calibri" w:hAnsi="Calibri"/>
           <w:color w:val="595959"/>
-          <w:sz w:val="19"/>
-          <w:szCs w:val="19"/>
+          <w:sz w:val="18"/>
+          <w:szCs w:val="18"/>
         </w:rPr>
         <w:t xml:space="preserve">Remote (Tacoma, WA)  |  Jun 2022 – Apr 2023</w:t>
       </w:r>
@@ -455,91 +417,72 @@
           <w:ilvl w:val="0"/>
           <w:numId w:val="2"/>
         </w:numPr>
-        <w:spacing w:after="20" w:line="240" w:lineRule="auto"/>
-      </w:pPr>
-      <w:r>
-        <w:rPr>
-          <w:rFonts w:ascii="Calibri" w:cs="Calibri" w:eastAsia="Calibri" w:hAnsi="Calibri"/>
-          <w:color w:val="1A1A1A"/>
-          <w:sz w:val="20"/>
-          <w:szCs w:val="20"/>
-        </w:rPr>
-        <w:t xml:space="preserve">Built a greenfield multi-cloud clinical data pipeline for a major health insurer across AWS and Google Cloud, managing all infrastructure with Terraform.</w:t>
-      </w:r>
-    </w:p>
-    <w:p>
-      <w:pPr>
-        <w:pStyle w:val="ListParagraph"/>
-        <w:numPr>
-          <w:ilvl w:val="0"/>
-          <w:numId w:val="2"/>
-        </w:numPr>
-        <w:spacing w:after="20" w:line="240" w:lineRule="auto"/>
-      </w:pPr>
-      <w:r>
-        <w:rPr>
-          <w:rFonts w:ascii="Calibri" w:cs="Calibri" w:eastAsia="Calibri" w:hAnsi="Calibri"/>
-          <w:color w:val="1A1A1A"/>
-          <w:sz w:val="20"/>
-          <w:szCs w:val="20"/>
-        </w:rPr>
-        <w:t xml:space="preserve">Decomposed a monolithic .NET application into Docker microservices and built an AWS S3-to-BigQuery pipeline for clinical data processing.</w:t>
-      </w:r>
-    </w:p>
-    <w:p>
-      <w:pPr>
-        <w:pStyle w:val="ListParagraph"/>
-        <w:numPr>
-          <w:ilvl w:val="0"/>
-          <w:numId w:val="2"/>
-        </w:numPr>
-        <w:spacing w:after="20" w:line="240" w:lineRule="auto"/>
-      </w:pPr>
-      <w:r>
-        <w:rPr>
-          <w:rFonts w:ascii="Calibri" w:cs="Calibri" w:eastAsia="Calibri" w:hAnsi="Calibri"/>
-          <w:color w:val="1A1A1A"/>
-          <w:sz w:val="20"/>
-          <w:szCs w:val="20"/>
-        </w:rPr>
-        <w:t xml:space="preserve">Created REST APIs consumed by internal and external applications.</w:t>
-      </w:r>
-    </w:p>
-    <w:p>
-      <w:pPr>
-        <w:pStyle w:val="ListParagraph"/>
-        <w:numPr>
-          <w:ilvl w:val="0"/>
-          <w:numId w:val="2"/>
-        </w:numPr>
-        <w:spacing w:after="20" w:line="240" w:lineRule="auto"/>
-      </w:pPr>
-      <w:r>
-        <w:rPr>
-          <w:rFonts w:ascii="Calibri" w:cs="Calibri" w:eastAsia="Calibri" w:hAnsi="Calibri"/>
-          <w:color w:val="1A1A1A"/>
-          <w:sz w:val="20"/>
-          <w:szCs w:val="20"/>
-        </w:rPr>
-        <w:t xml:space="preserve">Processed machine-readable health record files through a Camunda workflow engine, producing human-readable PDF charts for health-records coding.</w:t>
+        <w:spacing w:after="10" w:line="235" w:lineRule="auto"/>
+      </w:pPr>
+      <w:r>
+        <w:rPr>
+          <w:rFonts w:ascii="Calibri" w:cs="Calibri" w:eastAsia="Calibri" w:hAnsi="Calibri"/>
+          <w:color w:val="1A1A1A"/>
+          <w:sz w:val="19"/>
+          <w:szCs w:val="19"/>
+        </w:rPr>
+        <w:t xml:space="preserve">Built a greenfield multi-cloud clinical data pipeline (AWS + Google Cloud) for a major health insurer, managing all infrastructure with Terraform.</w:t>
+      </w:r>
+    </w:p>
+    <w:p>
+      <w:pPr>
+        <w:pStyle w:val="ListParagraph"/>
+        <w:numPr>
+          <w:ilvl w:val="0"/>
+          <w:numId w:val="2"/>
+        </w:numPr>
+        <w:spacing w:after="10" w:line="235" w:lineRule="auto"/>
+      </w:pPr>
+      <w:r>
+        <w:rPr>
+          <w:rFonts w:ascii="Calibri" w:cs="Calibri" w:eastAsia="Calibri" w:hAnsi="Calibri"/>
+          <w:color w:val="1A1A1A"/>
+          <w:sz w:val="19"/>
+          <w:szCs w:val="19"/>
+        </w:rPr>
+        <w:t xml:space="preserve">Decomposed a monolithic .NET application into Docker microservices and built an S3-to-BigQuery pipeline for clinical data processing.</w:t>
+      </w:r>
+    </w:p>
+    <w:p>
+      <w:pPr>
+        <w:pStyle w:val="ListParagraph"/>
+        <w:numPr>
+          <w:ilvl w:val="0"/>
+          <w:numId w:val="2"/>
+        </w:numPr>
+        <w:spacing w:after="10" w:line="235" w:lineRule="auto"/>
+      </w:pPr>
+      <w:r>
+        <w:rPr>
+          <w:rFonts w:ascii="Calibri" w:cs="Calibri" w:eastAsia="Calibri" w:hAnsi="Calibri"/>
+          <w:color w:val="1A1A1A"/>
+          <w:sz w:val="19"/>
+          <w:szCs w:val="19"/>
+        </w:rPr>
+        <w:t xml:space="preserve">Processed machine-readable health records through a Camunda workflow engine, producing human-readable PDF charts for health-records coding.</w:t>
       </w:r>
     </w:p>
     <w:p>
       <w:pPr>
         <w:keepNext/>
         <w:tabs>
-          <w:tab w:val="right" w:pos="10512"/>
+          <w:tab w:val="right" w:pos="10656"/>
         </w:tabs>
-        <w:spacing w:after="30" w:before="110"/>
-      </w:pPr>
-      <w:r>
-        <w:rPr>
-          <w:rFonts w:ascii="Calibri" w:cs="Calibri" w:eastAsia="Calibri" w:hAnsi="Calibri"/>
-          <w:b/>
-          <w:bCs/>
-          <w:color w:val="1A1A1A"/>
-          <w:sz w:val="21"/>
-          <w:szCs w:val="21"/>
+        <w:spacing w:after="20" w:before="80"/>
+      </w:pPr>
+      <w:r>
+        <w:rPr>
+          <w:rFonts w:ascii="Calibri" w:cs="Calibri" w:eastAsia="Calibri" w:hAnsi="Calibri"/>
+          <w:b/>
+          <w:bCs/>
+          <w:color w:val="1A1A1A"/>
+          <w:sz w:val="20"/>
+          <w:szCs w:val="20"/>
         </w:rPr>
         <w:t xml:space="preserve">Backend Software Developer</w:t>
       </w:r>
@@ -547,8 +490,8 @@
         <w:rPr>
           <w:rFonts w:ascii="Calibri" w:cs="Calibri" w:eastAsia="Calibri" w:hAnsi="Calibri"/>
           <w:color w:val="595959"/>
-          <w:sz w:val="21"/>
-          <w:szCs w:val="21"/>
+          <w:sz w:val="20"/>
+          <w:szCs w:val="20"/>
         </w:rPr>
         <w:t xml:space="preserve">  ·  </w:t>
       </w:r>
@@ -558,8 +501,8 @@
           <w:b/>
           <w:bCs/>
           <w:color w:val="1F4E5F"/>
-          <w:sz w:val="21"/>
-          <w:szCs w:val="21"/>
+          <w:sz w:val="20"/>
+          <w:szCs w:val="20"/>
         </w:rPr>
         <w:t xml:space="preserve">PacificSource Health Plans</w:t>
       </w:r>
@@ -567,8 +510,8 @@
         <w:rPr>
           <w:rFonts w:ascii="Calibri" w:cs="Calibri" w:eastAsia="Calibri" w:hAnsi="Calibri"/>
           <w:color w:val="1A1A1A"/>
-          <w:sz w:val="20"/>
-          <w:szCs w:val="20"/>
+          <w:sz w:val="19"/>
+          <w:szCs w:val="19"/>
         </w:rPr>
         <w:t xml:space="preserve">	</w:t>
       </w:r>
@@ -576,8 +519,8 @@
         <w:rPr>
           <w:rFonts w:ascii="Calibri" w:cs="Calibri" w:eastAsia="Calibri" w:hAnsi="Calibri"/>
           <w:color w:val="595959"/>
-          <w:sz w:val="19"/>
-          <w:szCs w:val="19"/>
+          <w:sz w:val="18"/>
+          <w:szCs w:val="18"/>
         </w:rPr>
         <w:t xml:space="preserve">Eugene, OR  |  Apr 2020 – Jun 2022</w:t>
       </w:r>
@@ -589,91 +532,53 @@
           <w:ilvl w:val="0"/>
           <w:numId w:val="2"/>
         </w:numPr>
-        <w:spacing w:after="20" w:line="240" w:lineRule="auto"/>
-      </w:pPr>
-      <w:r>
-        <w:rPr>
-          <w:rFonts w:ascii="Calibri" w:cs="Calibri" w:eastAsia="Calibri" w:hAnsi="Calibri"/>
-          <w:color w:val="1A1A1A"/>
-          <w:sz w:val="20"/>
-          <w:szCs w:val="20"/>
-        </w:rPr>
-        <w:t xml:space="preserve">Developed an internal .NET web application housing multiple team build tools targeted at improving provider data, saving dozens of engineering hours weekly.</w:t>
-      </w:r>
-    </w:p>
-    <w:p>
-      <w:pPr>
-        <w:pStyle w:val="ListParagraph"/>
-        <w:numPr>
-          <w:ilvl w:val="0"/>
-          <w:numId w:val="2"/>
-        </w:numPr>
-        <w:spacing w:after="20" w:line="240" w:lineRule="auto"/>
-      </w:pPr>
-      <w:r>
-        <w:rPr>
-          <w:rFonts w:ascii="Calibri" w:cs="Calibri" w:eastAsia="Calibri" w:hAnsi="Calibri"/>
-          <w:color w:val="1A1A1A"/>
-          <w:sz w:val="20"/>
-          <w:szCs w:val="20"/>
-        </w:rPr>
-        <w:t xml:space="preserve">Built a C# roster-file ingestion tool streaming data into a staging database with per-file-type edge-case handling; adopted by 12+ developers and hosted via a companion web page.</w:t>
-      </w:r>
-    </w:p>
-    <w:p>
-      <w:pPr>
-        <w:pStyle w:val="ListParagraph"/>
-        <w:numPr>
-          <w:ilvl w:val="0"/>
-          <w:numId w:val="2"/>
-        </w:numPr>
-        <w:spacing w:after="20" w:line="240" w:lineRule="auto"/>
-      </w:pPr>
-      <w:r>
-        <w:rPr>
-          <w:rFonts w:ascii="Calibri" w:cs="Calibri" w:eastAsia="Calibri" w:hAnsi="Calibri"/>
-          <w:color w:val="1A1A1A"/>
-          <w:sz w:val="20"/>
-          <w:szCs w:val="20"/>
-        </w:rPr>
-        <w:t xml:space="preserve">Leveraged Informatica PowerCenter to cleanse and standardize data for loading into the Master Data Management (MDM) environment.</w:t>
-      </w:r>
-    </w:p>
-    <w:p>
-      <w:pPr>
-        <w:pStyle w:val="ListParagraph"/>
-        <w:numPr>
-          <w:ilvl w:val="0"/>
-          <w:numId w:val="2"/>
-        </w:numPr>
-        <w:spacing w:after="20" w:line="240" w:lineRule="auto"/>
-      </w:pPr>
-      <w:r>
-        <w:rPr>
-          <w:rFonts w:ascii="Calibri" w:cs="Calibri" w:eastAsia="Calibri" w:hAnsi="Calibri"/>
-          <w:color w:val="1A1A1A"/>
-          <w:sz w:val="20"/>
-          <w:szCs w:val="20"/>
-        </w:rPr>
-        <w:t xml:space="preserve">Created end-to-end source-to-target mapping of the provider data lifecycle, unifying disparate documentation efforts into a single reference document.</w:t>
+        <w:spacing w:after="10" w:line="235" w:lineRule="auto"/>
+      </w:pPr>
+      <w:r>
+        <w:rPr>
+          <w:rFonts w:ascii="Calibri" w:cs="Calibri" w:eastAsia="Calibri" w:hAnsi="Calibri"/>
+          <w:color w:val="1A1A1A"/>
+          <w:sz w:val="19"/>
+          <w:szCs w:val="19"/>
+        </w:rPr>
+        <w:t xml:space="preserve">Built internal .NET tooling for provider data — including a C# roster-file ingestion tool adopted by 12+ developers — saving dozens of engineering hours weekly.</w:t>
+      </w:r>
+    </w:p>
+    <w:p>
+      <w:pPr>
+        <w:pStyle w:val="ListParagraph"/>
+        <w:numPr>
+          <w:ilvl w:val="0"/>
+          <w:numId w:val="2"/>
+        </w:numPr>
+        <w:spacing w:after="10" w:line="235" w:lineRule="auto"/>
+      </w:pPr>
+      <w:r>
+        <w:rPr>
+          <w:rFonts w:ascii="Calibri" w:cs="Calibri" w:eastAsia="Calibri" w:hAnsi="Calibri"/>
+          <w:color w:val="1A1A1A"/>
+          <w:sz w:val="19"/>
+          <w:szCs w:val="19"/>
+        </w:rPr>
+        <w:t xml:space="preserve">Cleansed and standardized data with Informatica PowerCenter for the MDM environment, and authored end-to-end source-to-target mapping of the provider data lifecycle.</w:t>
       </w:r>
     </w:p>
     <w:p>
       <w:pPr>
         <w:keepNext/>
         <w:tabs>
-          <w:tab w:val="right" w:pos="10512"/>
+          <w:tab w:val="right" w:pos="10656"/>
         </w:tabs>
-        <w:spacing w:after="30" w:before="110"/>
-      </w:pPr>
-      <w:r>
-        <w:rPr>
-          <w:rFonts w:ascii="Calibri" w:cs="Calibri" w:eastAsia="Calibri" w:hAnsi="Calibri"/>
-          <w:b/>
-          <w:bCs/>
-          <w:color w:val="1A1A1A"/>
-          <w:sz w:val="21"/>
-          <w:szCs w:val="21"/>
+        <w:spacing w:after="20" w:before="80"/>
+      </w:pPr>
+      <w:r>
+        <w:rPr>
+          <w:rFonts w:ascii="Calibri" w:cs="Calibri" w:eastAsia="Calibri" w:hAnsi="Calibri"/>
+          <w:b/>
+          <w:bCs/>
+          <w:color w:val="1A1A1A"/>
+          <w:sz w:val="20"/>
+          <w:szCs w:val="20"/>
         </w:rPr>
         <w:t xml:space="preserve">Founder</w:t>
       </w:r>
@@ -681,8 +586,8 @@
         <w:rPr>
           <w:rFonts w:ascii="Calibri" w:cs="Calibri" w:eastAsia="Calibri" w:hAnsi="Calibri"/>
           <w:color w:val="595959"/>
-          <w:sz w:val="21"/>
-          <w:szCs w:val="21"/>
+          <w:sz w:val="20"/>
+          <w:szCs w:val="20"/>
         </w:rPr>
         <w:t xml:space="preserve">  ·  </w:t>
       </w:r>
@@ -692,8 +597,8 @@
           <w:b/>
           <w:bCs/>
           <w:color w:val="1F4E5F"/>
-          <w:sz w:val="21"/>
-          <w:szCs w:val="21"/>
+          <w:sz w:val="20"/>
+          <w:szCs w:val="20"/>
         </w:rPr>
         <w:t xml:space="preserve">COVID Response Collective</w:t>
       </w:r>
@@ -701,8 +606,8 @@
         <w:rPr>
           <w:rFonts w:ascii="Calibri" w:cs="Calibri" w:eastAsia="Calibri" w:hAnsi="Calibri"/>
           <w:color w:val="1A1A1A"/>
-          <w:sz w:val="20"/>
-          <w:szCs w:val="20"/>
+          <w:sz w:val="19"/>
+          <w:szCs w:val="19"/>
         </w:rPr>
         <w:t xml:space="preserve">	</w:t>
       </w:r>
@@ -710,8 +615,8 @@
         <w:rPr>
           <w:rFonts w:ascii="Calibri" w:cs="Calibri" w:eastAsia="Calibri" w:hAnsi="Calibri"/>
           <w:color w:val="595959"/>
-          <w:sz w:val="19"/>
-          <w:szCs w:val="19"/>
+          <w:sz w:val="18"/>
+          <w:szCs w:val="18"/>
         </w:rPr>
         <w:t xml:space="preserve">Oregon  |  Mar 2020 – Sep 2020</w:t>
       </w:r>
@@ -723,54 +628,16 @@
           <w:ilvl w:val="0"/>
           <w:numId w:val="2"/>
         </w:numPr>
-        <w:spacing w:after="20" w:line="240" w:lineRule="auto"/>
-      </w:pPr>
-      <w:r>
-        <w:rPr>
-          <w:rFonts w:ascii="Calibri" w:cs="Calibri" w:eastAsia="Calibri" w:hAnsi="Calibri"/>
-          <w:color w:val="1A1A1A"/>
-          <w:sz w:val="20"/>
-          <w:szCs w:val="20"/>
-        </w:rPr>
-        <w:t xml:space="preserve">Founded and led a 300-person volunteer mutual-aid network coordinating grocery delivery to immunocompromised people, rent assistance, and PPE distribution.</w:t>
-      </w:r>
-    </w:p>
-    <w:p>
-      <w:pPr>
-        <w:pStyle w:val="ListParagraph"/>
-        <w:numPr>
-          <w:ilvl w:val="0"/>
-          <w:numId w:val="2"/>
-        </w:numPr>
-        <w:spacing w:after="20" w:line="240" w:lineRule="auto"/>
-      </w:pPr>
-      <w:r>
-        <w:rPr>
-          <w:rFonts w:ascii="Calibri" w:cs="Calibri" w:eastAsia="Calibri" w:hAnsi="Calibri"/>
-          <w:color w:val="1A1A1A"/>
-          <w:sz w:val="20"/>
-          <w:szCs w:val="20"/>
-        </w:rPr>
-        <w:t xml:space="preserve">Organized mask deliveries to the Navajo Nation and the Warm Springs tribe, and partnered with 2 Towns Ciderhouse to repurpose barrels into handwashing stations for unhoused communities.</w:t>
-      </w:r>
-    </w:p>
-    <w:p>
-      <w:pPr>
-        <w:pStyle w:val="ListParagraph"/>
-        <w:numPr>
-          <w:ilvl w:val="0"/>
-          <w:numId w:val="2"/>
-        </w:numPr>
-        <w:spacing w:after="20" w:line="240" w:lineRule="auto"/>
-      </w:pPr>
-      <w:r>
-        <w:rPr>
-          <w:rFonts w:ascii="Calibri" w:cs="Calibri" w:eastAsia="Calibri" w:hAnsi="Calibri"/>
-          <w:color w:val="1A1A1A"/>
-          <w:sz w:val="20"/>
-          <w:szCs w:val="20"/>
-        </w:rPr>
-        <w:t xml:space="preserve">Managed an internship program for Oregon State University New Media Communications students, directing social media and design work approved for college credit.</w:t>
+        <w:spacing w:after="10" w:line="235" w:lineRule="auto"/>
+      </w:pPr>
+      <w:r>
+        <w:rPr>
+          <w:rFonts w:ascii="Calibri" w:cs="Calibri" w:eastAsia="Calibri" w:hAnsi="Calibri"/>
+          <w:color w:val="1A1A1A"/>
+          <w:sz w:val="19"/>
+          <w:szCs w:val="19"/>
+        </w:rPr>
+        <w:t xml:space="preserve">Founded and led a 300-person volunteer mutual-aid network — grocery delivery for immunocompromised people, rent assistance, PPE distribution, and mask deliveries to the Navajo Nation and Warm Springs tribe.</w:t>
       </w:r>
     </w:p>
     <w:p>
@@ -779,7 +646,7 @@
         <w:pBdr>
           <w:bottom w:val="single" w:color="1F4E5F" w:sz="6" w:space="2"/>
         </w:pBdr>
-        <w:spacing w:after="70" w:before="160"/>
+        <w:spacing w:after="50" w:before="110"/>
       </w:pPr>
       <w:r>
         <w:rPr>
@@ -789,8 +656,8 @@
           <w:caps/>
           <w:color w:val="1F4E5F"/>
           <w:spacing w:val="20"/>
-          <w:sz w:val="21"/>
-          <w:szCs w:val="21"/>
+          <w:sz w:val="20"/>
+          <w:szCs w:val="20"/>
         </w:rPr>
         <w:t xml:space="preserve">Selected Systems</w:t>
       </w:r>
@@ -802,16 +669,16 @@
           <w:ilvl w:val="0"/>
           <w:numId w:val="2"/>
         </w:numPr>
-        <w:spacing w:after="20" w:line="240" w:lineRule="auto"/>
-      </w:pPr>
-      <w:r>
-        <w:rPr>
-          <w:rFonts w:ascii="Calibri" w:cs="Calibri" w:eastAsia="Calibri" w:hAnsi="Calibri"/>
-          <w:b/>
-          <w:bCs/>
-          <w:color w:val="1A1A1A"/>
-          <w:sz w:val="20"/>
-          <w:szCs w:val="20"/>
+        <w:spacing w:after="10" w:line="235" w:lineRule="auto"/>
+      </w:pPr>
+      <w:r>
+        <w:rPr>
+          <w:rFonts w:ascii="Calibri" w:cs="Calibri" w:eastAsia="Calibri" w:hAnsi="Calibri"/>
+          <w:b/>
+          <w:bCs/>
+          <w:color w:val="1A1A1A"/>
+          <w:sz w:val="19"/>
+          <w:szCs w:val="19"/>
         </w:rPr>
         <w:t xml:space="preserve">BuiltByShrey AI Platform — </w:t>
       </w:r>
@@ -819,29 +686,29 @@
         <w:rPr>
           <w:rFonts w:ascii="Calibri" w:cs="Calibri" w:eastAsia="Calibri" w:hAnsi="Calibri"/>
           <w:color w:val="1A1A1A"/>
-          <w:sz w:val="20"/>
-          <w:szCs w:val="20"/>
-        </w:rPr>
-        <w:t xml:space="preserve">Architected and deployed a React/Express platform with MCP over Streamable HTTP, Qdrant-backed RAG, structured portfolio and job-fit tools, and canon-aware retrieval.</w:t>
-      </w:r>
-    </w:p>
-    <w:p>
-      <w:pPr>
-        <w:pStyle w:val="ListParagraph"/>
-        <w:numPr>
-          <w:ilvl w:val="0"/>
-          <w:numId w:val="2"/>
-        </w:numPr>
-        <w:spacing w:after="20" w:line="240" w:lineRule="auto"/>
-      </w:pPr>
-      <w:r>
-        <w:rPr>
-          <w:rFonts w:ascii="Calibri" w:cs="Calibri" w:eastAsia="Calibri" w:hAnsi="Calibri"/>
-          <w:b/>
-          <w:bCs/>
-          <w:color w:val="1A1A1A"/>
-          <w:sz w:val="20"/>
-          <w:szCs w:val="20"/>
+          <w:sz w:val="19"/>
+          <w:szCs w:val="19"/>
+        </w:rPr>
+        <w:t xml:space="preserve">React/Express platform with MCP over Streamable HTTP, Qdrant-backed RAG, and structured portfolio &amp; job-fit tools.</w:t>
+      </w:r>
+    </w:p>
+    <w:p>
+      <w:pPr>
+        <w:pStyle w:val="ListParagraph"/>
+        <w:numPr>
+          <w:ilvl w:val="0"/>
+          <w:numId w:val="2"/>
+        </w:numPr>
+        <w:spacing w:after="10" w:line="235" w:lineRule="auto"/>
+      </w:pPr>
+      <w:r>
+        <w:rPr>
+          <w:rFonts w:ascii="Calibri" w:cs="Calibri" w:eastAsia="Calibri" w:hAnsi="Calibri"/>
+          <w:b/>
+          <w:bCs/>
+          <w:color w:val="1A1A1A"/>
+          <w:sz w:val="19"/>
+          <w:szCs w:val="19"/>
         </w:rPr>
         <w:t xml:space="preserve">Sound &amp; Rail — </w:t>
       </w:r>
@@ -849,29 +716,29 @@
         <w:rPr>
           <w:rFonts w:ascii="Calibri" w:cs="Calibri" w:eastAsia="Calibri" w:hAnsi="Calibri"/>
           <w:color w:val="1A1A1A"/>
-          <w:sz w:val="20"/>
-          <w:szCs w:val="20"/>
-        </w:rPr>
-        <w:t xml:space="preserve">Architected and directed agent-assisted development of a real-time Three.js Seattle transit visualization using true network geometry and live vehicle feeds, with disclosed simulation fallbacks, device-tier rendering, and automated visual regression.</w:t>
-      </w:r>
-    </w:p>
-    <w:p>
-      <w:pPr>
-        <w:pStyle w:val="ListParagraph"/>
-        <w:numPr>
-          <w:ilvl w:val="0"/>
-          <w:numId w:val="2"/>
-        </w:numPr>
-        <w:spacing w:after="20" w:line="240" w:lineRule="auto"/>
-      </w:pPr>
-      <w:r>
-        <w:rPr>
-          <w:rFonts w:ascii="Calibri" w:cs="Calibri" w:eastAsia="Calibri" w:hAnsi="Calibri"/>
-          <w:b/>
-          <w:bCs/>
-          <w:color w:val="1A1A1A"/>
-          <w:sz w:val="20"/>
-          <w:szCs w:val="20"/>
+          <w:sz w:val="19"/>
+          <w:szCs w:val="19"/>
+        </w:rPr>
+        <w:t xml:space="preserve">Real-time Three.js Seattle transit visualization with true network geometry, live vehicle feeds, and automated visual regression.</w:t>
+      </w:r>
+    </w:p>
+    <w:p>
+      <w:pPr>
+        <w:pStyle w:val="ListParagraph"/>
+        <w:numPr>
+          <w:ilvl w:val="0"/>
+          <w:numId w:val="2"/>
+        </w:numPr>
+        <w:spacing w:after="10" w:line="235" w:lineRule="auto"/>
+      </w:pPr>
+      <w:r>
+        <w:rPr>
+          <w:rFonts w:ascii="Calibri" w:cs="Calibri" w:eastAsia="Calibri" w:hAnsi="Calibri"/>
+          <w:b/>
+          <w:bCs/>
+          <w:color w:val="1A1A1A"/>
+          <w:sz w:val="19"/>
+          <w:szCs w:val="19"/>
         </w:rPr>
         <w:t xml:space="preserve">The Life of an AI Chip — </w:t>
       </w:r>
@@ -879,10 +746,10 @@
         <w:rPr>
           <w:rFonts w:ascii="Calibri" w:cs="Calibri" w:eastAsia="Calibri" w:hAnsi="Calibri"/>
           <w:color w:val="1A1A1A"/>
-          <w:sz w:val="20"/>
-          <w:szCs w:val="20"/>
-        </w:rPr>
-        <w:t xml:space="preserve">Created a sourced interactive analysis of AI-hardware chokepoints; encoded provenance, confidence, and re-verification metadata so unsourced metrics cannot render.</w:t>
+          <w:sz w:val="19"/>
+          <w:szCs w:val="19"/>
+        </w:rPr>
+        <w:t xml:space="preserve">Sourced interactive analysis of AI-hardware chokepoints; provenance and confidence metadata gate every rendered metric.</w:t>
       </w:r>
     </w:p>
     <w:p>
@@ -891,7 +758,7 @@
         <w:pBdr>
           <w:bottom w:val="single" w:color="1F4E5F" w:sz="6" w:space="2"/>
         </w:pBdr>
-        <w:spacing w:after="70" w:before="160"/>
+        <w:spacing w:after="50" w:before="110"/>
       </w:pPr>
       <w:r>
         <w:rPr>
@@ -901,24 +768,24 @@
           <w:caps/>
           <w:color w:val="1F4E5F"/>
           <w:spacing w:val="20"/>
-          <w:sz w:val="21"/>
-          <w:szCs w:val="21"/>
+          <w:sz w:val="20"/>
+          <w:szCs w:val="20"/>
         </w:rPr>
         <w:t xml:space="preserve">Technical Skills</w:t>
       </w:r>
     </w:p>
     <w:p>
       <w:pPr>
-        <w:spacing w:after="30"/>
-      </w:pPr>
-      <w:r>
-        <w:rPr>
-          <w:rFonts w:ascii="Calibri" w:cs="Calibri" w:eastAsia="Calibri" w:hAnsi="Calibri"/>
-          <w:b/>
-          <w:bCs/>
-          <w:color w:val="1A1A1A"/>
-          <w:sz w:val="20"/>
-          <w:szCs w:val="20"/>
+        <w:spacing w:after="20"/>
+      </w:pPr>
+      <w:r>
+        <w:rPr>
+          <w:rFonts w:ascii="Calibri" w:cs="Calibri" w:eastAsia="Calibri" w:hAnsi="Calibri"/>
+          <w:b/>
+          <w:bCs/>
+          <w:color w:val="1A1A1A"/>
+          <w:sz w:val="19"/>
+          <w:szCs w:val="19"/>
         </w:rPr>
         <w:t xml:space="preserve">AI Systems:  </w:t>
       </w:r>
@@ -926,24 +793,24 @@
         <w:rPr>
           <w:rFonts w:ascii="Calibri" w:cs="Calibri" w:eastAsia="Calibri" w:hAnsi="Calibri"/>
           <w:color w:val="1A1A1A"/>
-          <w:sz w:val="20"/>
-          <w:szCs w:val="20"/>
-        </w:rPr>
-        <w:t xml:space="preserve">MCP, RAG, Qdrant, OpenAI &amp; Anthropic APIs, structured generation, Claude Code agent workflows</w:t>
-      </w:r>
-    </w:p>
-    <w:p>
-      <w:pPr>
-        <w:spacing w:after="30"/>
-      </w:pPr>
-      <w:r>
-        <w:rPr>
-          <w:rFonts w:ascii="Calibri" w:cs="Calibri" w:eastAsia="Calibri" w:hAnsi="Calibri"/>
-          <w:b/>
-          <w:bCs/>
-          <w:color w:val="1A1A1A"/>
-          <w:sz w:val="20"/>
-          <w:szCs w:val="20"/>
+          <w:sz w:val="19"/>
+          <w:szCs w:val="19"/>
+        </w:rPr>
+        <w:t xml:space="preserve">MCP, RAG, Qdrant, OpenAI &amp; Anthropic APIs, structured generation, agent workflows</w:t>
+      </w:r>
+    </w:p>
+    <w:p>
+      <w:pPr>
+        <w:spacing w:after="20"/>
+      </w:pPr>
+      <w:r>
+        <w:rPr>
+          <w:rFonts w:ascii="Calibri" w:cs="Calibri" w:eastAsia="Calibri" w:hAnsi="Calibri"/>
+          <w:b/>
+          <w:bCs/>
+          <w:color w:val="1A1A1A"/>
+          <w:sz w:val="19"/>
+          <w:szCs w:val="19"/>
         </w:rPr>
         <w:t xml:space="preserve">Engineering:  </w:t>
       </w:r>
@@ -951,24 +818,24 @@
         <w:rPr>
           <w:rFonts w:ascii="Calibri" w:cs="Calibri" w:eastAsia="Calibri" w:hAnsi="Calibri"/>
           <w:color w:val="1A1A1A"/>
-          <w:sz w:val="20"/>
-          <w:szCs w:val="20"/>
-        </w:rPr>
-        <w:t xml:space="preserve">C#, .NET, ASP.NET Core, Blazor, SQL, Python, JavaScript, TypeScript, React, Docker</w:t>
-      </w:r>
-    </w:p>
-    <w:p>
-      <w:pPr>
-        <w:spacing w:after="30"/>
-      </w:pPr>
-      <w:r>
-        <w:rPr>
-          <w:rFonts w:ascii="Calibri" w:cs="Calibri" w:eastAsia="Calibri" w:hAnsi="Calibri"/>
-          <w:b/>
-          <w:bCs/>
-          <w:color w:val="1A1A1A"/>
-          <w:sz w:val="20"/>
-          <w:szCs w:val="20"/>
+          <w:sz w:val="19"/>
+          <w:szCs w:val="19"/>
+        </w:rPr>
+        <w:t xml:space="preserve">C#, .NET, ASP.NET Core, Blazor, SQL, Python, TypeScript, React, Docker</w:t>
+      </w:r>
+    </w:p>
+    <w:p>
+      <w:pPr>
+        <w:spacing w:after="20"/>
+      </w:pPr>
+      <w:r>
+        <w:rPr>
+          <w:rFonts w:ascii="Calibri" w:cs="Calibri" w:eastAsia="Calibri" w:hAnsi="Calibri"/>
+          <w:b/>
+          <w:bCs/>
+          <w:color w:val="1A1A1A"/>
+          <w:sz w:val="19"/>
+          <w:szCs w:val="19"/>
         </w:rPr>
         <w:t xml:space="preserve">Cloud &amp; Data:  </w:t>
       </w:r>
@@ -976,10 +843,10 @@
         <w:rPr>
           <w:rFonts w:ascii="Calibri" w:cs="Calibri" w:eastAsia="Calibri" w:hAnsi="Calibri"/>
           <w:color w:val="1A1A1A"/>
-          <w:sz w:val="20"/>
-          <w:szCs w:val="20"/>
-        </w:rPr>
-        <w:t xml:space="preserve">AWS, Azure, Google Cloud, BigQuery, Kubernetes, Terraform, REST/EDI integrations, Informatica</w:t>
+          <w:sz w:val="19"/>
+          <w:szCs w:val="19"/>
+        </w:rPr>
+        <w:t xml:space="preserve">AWS, Azure, Google Cloud, BigQuery, Kubernetes, Terraform, REST/EDI, Informatica</w:t>
       </w:r>
     </w:p>
     <w:p>
@@ -988,7 +855,7 @@
         <w:pBdr>
           <w:bottom w:val="single" w:color="1F4E5F" w:sz="6" w:space="2"/>
         </w:pBdr>
-        <w:spacing w:after="70" w:before="160"/>
+        <w:spacing w:after="50" w:before="110"/>
       </w:pPr>
       <w:r>
         <w:rPr>
@@ -998,8 +865,8 @@
           <w:caps/>
           <w:color w:val="1F4E5F"/>
           <w:spacing w:val="20"/>
-          <w:sz w:val="21"/>
-          <w:szCs w:val="21"/>
+          <w:sz w:val="20"/>
+          <w:szCs w:val="20"/>
         </w:rPr>
         <w:t xml:space="preserve">Education</w:t>
       </w:r>
@@ -1007,7 +874,7 @@
     <w:p>
       <w:pPr>
         <w:tabs>
-          <w:tab w:val="right" w:pos="10512"/>
+          <w:tab w:val="right" w:pos="10656"/>
         </w:tabs>
         <w:spacing w:after="0"/>
       </w:pPr>
@@ -1017,8 +884,8 @@
           <w:b/>
           <w:bCs/>
           <w:color w:val="1A1A1A"/>
-          <w:sz w:val="20"/>
-          <w:szCs w:val="20"/>
+          <w:sz w:val="19"/>
+          <w:szCs w:val="19"/>
         </w:rPr>
         <w:t xml:space="preserve">B.S. in Computer Science</w:t>
       </w:r>
@@ -1026,8 +893,8 @@
         <w:rPr>
           <w:rFonts w:ascii="Calibri" w:cs="Calibri" w:eastAsia="Calibri" w:hAnsi="Calibri"/>
           <w:color w:val="1A1A1A"/>
-          <w:sz w:val="20"/>
-          <w:szCs w:val="20"/>
+          <w:sz w:val="19"/>
+          <w:szCs w:val="19"/>
         </w:rPr>
         <w:t xml:space="preserve">, minors in Psychology and Writing</w:t>
       </w:r>
@@ -1035,8 +902,8 @@
         <w:rPr>
           <w:rFonts w:ascii="Calibri" w:cs="Calibri" w:eastAsia="Calibri" w:hAnsi="Calibri"/>
           <w:color w:val="1A1A1A"/>
-          <w:sz w:val="20"/>
-          <w:szCs w:val="20"/>
+          <w:sz w:val="19"/>
+          <w:szCs w:val="19"/>
         </w:rPr>
         <w:t xml:space="preserve">	</w:t>
       </w:r>
@@ -1046,15 +913,15 @@
           <w:b/>
           <w:bCs/>
           <w:color w:val="1F4E5F"/>
-          <w:sz w:val="20"/>
-          <w:szCs w:val="20"/>
+          <w:sz w:val="19"/>
+          <w:szCs w:val="19"/>
         </w:rPr>
         <w:t xml:space="preserve">Oregon State University</w:t>
       </w:r>
     </w:p>
     <w:sectPr>
       <w:pgSz w:w="12240" w:h="15840" w:orient="portrait"/>
-      <w:pgMar w:top="648" w:right="864" w:bottom="648" w:left="864" w:header="708" w:footer="708" w:gutter="0"/>
+      <w:pgMar w:top="576" w:right="792" w:bottom="576" w:left="792" w:header="708" w:footer="708" w:gutter="0"/>
       <w:pgNumType/>
       <w:docGrid w:linePitch="360"/>
     </w:sectPr>
@@ -1234,7 +1101,7 @@
       <w:lvlText w:val="•"/>
       <w:lvlJc w:val="left"/>
       <w:pPr>
-        <w:ind w:left="260" w:hanging="160"/>
+        <w:ind w:left="245" w:hanging="155"/>
       </w:pPr>
       <w:rPr>
         <w:rFonts w:ascii="Calibri" w:cs="Calibri" w:eastAsia="Calibri" w:hAnsi="Calibri"/>
@@ -1264,8 +1131,8 @@
       <w:rPr>
         <w:rFonts w:ascii="Calibri" w:cs="Calibri" w:eastAsia="Calibri" w:hAnsi="Calibri"/>
         <w:color w:val="1A1A1A"/>
-        <w:sz w:val="20"/>
-        <w:szCs w:val="20"/>
+        <w:sz w:val="19"/>
+        <w:szCs w:val="19"/>
       </w:rPr>
     </w:rPrDefault>
     <w:pPrDefault/>
